--- a/Documents/02_ANEXOS_REGISTROS.docx
+++ b/Documents/02_ANEXOS_REGISTROS.docx
@@ -6,55 +6,16 @@
       <w:pPr>
         <w:pStyle w:val="Ttulo"/>
       </w:pPr>
-      <w:proofErr w:type="spellStart"/>
-      <w:r>
-        <w:t>Anexos</w:t>
-      </w:r>
-      <w:proofErr w:type="spellEnd"/>
-      <w:r>
-        <w:t xml:space="preserve"> de </w:t>
-      </w:r>
-      <w:proofErr w:type="spellStart"/>
-      <w:r>
-        <w:t>Registros</w:t>
-      </w:r>
-      <w:proofErr w:type="spellEnd"/>
-      <w:r>
-        <w:t xml:space="preserve"> — </w:t>
-      </w:r>
-      <w:proofErr w:type="spellStart"/>
-      <w:r>
-        <w:t>Evidencia</w:t>
-      </w:r>
-      <w:proofErr w:type="spellEnd"/>
-      <w:r>
-        <w:t xml:space="preserve"> </w:t>
-      </w:r>
-      <w:proofErr w:type="spellStart"/>
-      <w:r>
-        <w:t>Transaccional</w:t>
-      </w:r>
-      <w:proofErr w:type="spellEnd"/>
-      <w:r>
-        <w:t xml:space="preserve"> y Asientos </w:t>
-      </w:r>
-      <w:proofErr w:type="spellStart"/>
-      <w:r>
-        <w:t>Correctivos</w:t>
-      </w:r>
-      <w:proofErr w:type="spellEnd"/>
+      <w:r>
+        <w:t>Anexos de Registros — Evidencia Transaccional y Asientos Correctivos</w:t>
+      </w:r>
     </w:p>
     <w:p>
       <w:pPr>
         <w:pStyle w:val="Subttulo"/>
       </w:pPr>
-      <w:proofErr w:type="spellStart"/>
-      <w:r>
-        <w:t>Soporte</w:t>
-      </w:r>
-      <w:proofErr w:type="spellEnd"/>
-      <w:r>
-        <w:t xml:space="preserve"> documental 11/05/2026</w:t>
+      <w:r>
+        <w:t>Soporte documental 11/05/2026</w:t>
       </w:r>
     </w:p>
     <w:p>
@@ -62,21 +23,8 @@
         <w:pStyle w:val="Author"/>
       </w:pPr>
       <w:r>
-        <w:t xml:space="preserve">Equipo de </w:t>
-      </w:r>
-      <w:proofErr w:type="spellStart"/>
-      <w:r>
-        <w:t>Auditoría</w:t>
-      </w:r>
-      <w:proofErr w:type="spellEnd"/>
-      <w:r>
-        <w:t xml:space="preserve"> </w:t>
-      </w:r>
-      <w:proofErr w:type="spellStart"/>
-      <w:r>
-        <w:t>BizSmartHub</w:t>
-      </w:r>
-      <w:proofErr w:type="spellEnd"/>
+        <w:t>Equipo de Auditoría BizSmartHub</w:t>
+      </w:r>
     </w:p>
     <w:p>
       <w:pPr>
@@ -105,9 +53,6 @@
           <w:pPr>
             <w:pStyle w:val="TtuloTDC"/>
           </w:pPr>
-          <w:r>
-            <w:t>Table of Contents</w:t>
-          </w:r>
         </w:p>
         <w:p>
           <w:pPr>
@@ -6930,13 +6875,13 @@
         <w:pStyle w:val="Ttulo1"/>
       </w:pPr>
       <w:bookmarkStart w:id="0" w:name="nota-de-revisión"/>
-      <w:bookmarkStart w:id="1" w:name="índice-de-anexos"/>
-      <w:bookmarkStart w:id="2" w:name="_Toc229679851"/>
+      <w:bookmarkStart w:id="1" w:name="_Toc229679851"/>
+      <w:bookmarkStart w:id="2" w:name="índice-de-anexos"/>
       <w:bookmarkEnd w:id="0"/>
       <w:r>
         <w:t>ÍNDICE DE ANEXOS</w:t>
       </w:r>
-      <w:bookmarkEnd w:id="2"/>
+      <w:bookmarkEnd w:id="1"/>
     </w:p>
     <w:tbl>
       <w:tblPr>
@@ -8378,24 +8323,24 @@
       <w:pPr>
         <w:pStyle w:val="Ttulo1"/>
       </w:pPr>
-      <w:bookmarkStart w:id="3" w:name="X5c345c33565a5f7311fb5c74fced9ee20426a69"/>
-      <w:bookmarkStart w:id="4" w:name="_Toc229679852"/>
-      <w:bookmarkEnd w:id="1"/>
+      <w:bookmarkStart w:id="3" w:name="_Toc229679852"/>
+      <w:bookmarkStart w:id="4" w:name="X5c345c33565a5f7311fb5c74fced9ee20426a69"/>
+      <w:bookmarkEnd w:id="2"/>
       <w:r>
         <w:t>ANEXO A — AMERICANA: BBVA Continental MN saldo −S/13M</w:t>
       </w:r>
-      <w:bookmarkEnd w:id="4"/>
+      <w:bookmarkEnd w:id="3"/>
     </w:p>
     <w:p>
       <w:pPr>
         <w:pStyle w:val="Ttulo2"/>
       </w:pPr>
-      <w:bookmarkStart w:id="5" w:name="Xf7360508a795663840c1657c8eba40f85246434"/>
-      <w:bookmarkStart w:id="6" w:name="_Toc229679853"/>
+      <w:bookmarkStart w:id="5" w:name="_Toc229679853"/>
+      <w:bookmarkStart w:id="6" w:name="Xf7360508a795663840c1657c8eba40f85246434"/>
       <w:r>
         <w:t>A.1. Datos del origen S10 (validados al 11/05/2026)</w:t>
       </w:r>
-      <w:bookmarkEnd w:id="6"/>
+      <w:bookmarkEnd w:id="5"/>
     </w:p>
     <w:p>
       <w:pPr>
@@ -8489,20 +8434,20 @@
         <w:pStyle w:val="Textodebloque"/>
       </w:pPr>
       <w:r>
-        <w:t>🟡 Resultado de la validación: La extracción inicial mostraba que el saldo negativo existía “desde 2023”. La validación contra S10 demuestra que el saldo negativo apareció en 2026. Cierre 2025 fue positivo (+S/170,766).</w:t>
+        <w:t>🟡 Resultado de la validación: La validación contra S10 demuestra que el saldo negativo apareció en 2026. Cierre 2025 fue positivo (+S/170,766).</w:t>
       </w:r>
     </w:p>
     <w:p>
       <w:pPr>
         <w:pStyle w:val="Ttulo2"/>
       </w:pPr>
-      <w:bookmarkStart w:id="7" w:name="a.2.-primeros-y-últimos-movimientos"/>
-      <w:bookmarkStart w:id="8" w:name="_Toc229679854"/>
-      <w:bookmarkEnd w:id="5"/>
+      <w:bookmarkStart w:id="7" w:name="_Toc229679854"/>
+      <w:bookmarkStart w:id="8" w:name="a.2.-primeros-y-últimos-movimientos"/>
+      <w:bookmarkEnd w:id="6"/>
       <w:r>
         <w:t>A.2. Primeros y últimos movimientos</w:t>
       </w:r>
-      <w:bookmarkEnd w:id="8"/>
+      <w:bookmarkEnd w:id="7"/>
     </w:p>
     <w:p>
       <w:pPr>
@@ -9239,13 +9184,13 @@
       <w:pPr>
         <w:pStyle w:val="Ttulo2"/>
       </w:pPr>
-      <w:bookmarkStart w:id="9" w:name="X46beb648decfa4531d03635b90cd4b20c9d6f76"/>
-      <w:bookmarkStart w:id="10" w:name="_Toc229679855"/>
-      <w:bookmarkEnd w:id="7"/>
+      <w:bookmarkStart w:id="9" w:name="_Toc229679855"/>
+      <w:bookmarkStart w:id="10" w:name="X46beb648decfa4531d03635b90cd4b20c9d6f76"/>
+      <w:bookmarkEnd w:id="8"/>
       <w:r>
         <w:t>A.3. Origen del saldo negativo (validación V24)</w:t>
       </w:r>
-      <w:bookmarkEnd w:id="10"/>
+      <w:bookmarkEnd w:id="9"/>
     </w:p>
     <w:p>
       <w:pPr>
@@ -9683,13 +9628,13 @@
       <w:pPr>
         <w:pStyle w:val="Ttulo2"/>
       </w:pPr>
-      <w:bookmarkStart w:id="11" w:name="a.4.-acción-correctiva"/>
-      <w:bookmarkStart w:id="12" w:name="_Toc229679856"/>
-      <w:bookmarkEnd w:id="9"/>
+      <w:bookmarkStart w:id="11" w:name="_Toc229679856"/>
+      <w:bookmarkStart w:id="12" w:name="a.4.-acción-correctiva"/>
+      <w:bookmarkEnd w:id="10"/>
       <w:r>
         <w:t>A.4. Acción correctiva</w:t>
       </w:r>
-      <w:bookmarkEnd w:id="12"/>
+      <w:bookmarkEnd w:id="11"/>
     </w:p>
     <w:p>
       <w:pPr>
@@ -9741,26 +9686,26 @@
       <w:pPr>
         <w:pStyle w:val="Ttulo1"/>
       </w:pPr>
-      <w:bookmarkStart w:id="13" w:name="X1673fe5e717d1a7ee036ededf811e22d99a3200"/>
-      <w:bookmarkStart w:id="14" w:name="_Toc229679857"/>
-      <w:bookmarkEnd w:id="3"/>
-      <w:bookmarkEnd w:id="11"/>
+      <w:bookmarkStart w:id="13" w:name="_Toc229679857"/>
+      <w:bookmarkStart w:id="14" w:name="X1673fe5e717d1a7ee036ededf811e22d99a3200"/>
+      <w:bookmarkEnd w:id="4"/>
+      <w:bookmarkEnd w:id="12"/>
       <w:r>
         <w:lastRenderedPageBreak/>
         <w:t>ANEXO B — INTEGRAL: 8 facturas emitidas SIN asiento contable</w:t>
       </w:r>
-      <w:bookmarkEnd w:id="14"/>
+      <w:bookmarkEnd w:id="13"/>
     </w:p>
     <w:p>
       <w:pPr>
         <w:pStyle w:val="Ttulo2"/>
       </w:pPr>
-      <w:bookmarkStart w:id="15" w:name="b.1.-listado-completo"/>
-      <w:bookmarkStart w:id="16" w:name="_Toc229679858"/>
+      <w:bookmarkStart w:id="15" w:name="_Toc229679858"/>
+      <w:bookmarkStart w:id="16" w:name="b.1.-listado-completo"/>
       <w:r>
         <w:t>B.1. Listado completo</w:t>
       </w:r>
-      <w:bookmarkEnd w:id="16"/>
+      <w:bookmarkEnd w:id="15"/>
     </w:p>
     <w:tbl>
       <w:tblPr>
@@ -10600,14 +10545,14 @@
       <w:pPr>
         <w:pStyle w:val="Ttulo2"/>
       </w:pPr>
-      <w:bookmarkStart w:id="17" w:name="X0599b49ed872da3e41c293a8e03e1cdddd10fa4"/>
-      <w:bookmarkStart w:id="18" w:name="_Toc229679859"/>
-      <w:bookmarkEnd w:id="15"/>
+      <w:bookmarkStart w:id="17" w:name="_Toc229679859"/>
+      <w:bookmarkStart w:id="18" w:name="X0599b49ed872da3e41c293a8e03e1cdddd10fa4"/>
+      <w:bookmarkEnd w:id="16"/>
       <w:r>
         <w:lastRenderedPageBreak/>
         <w:t>B.2. Conciliación mensual ingresos contables vs documentos emitidos (validado V17)</w:t>
       </w:r>
-      <w:bookmarkEnd w:id="18"/>
+      <w:bookmarkEnd w:id="17"/>
     </w:p>
     <w:tbl>
       <w:tblPr>
@@ -11183,13 +11128,13 @@
       <w:pPr>
         <w:pStyle w:val="Ttulo2"/>
       </w:pPr>
-      <w:bookmarkStart w:id="19" w:name="b.3.-interpretación"/>
-      <w:bookmarkStart w:id="20" w:name="_Toc229679860"/>
-      <w:bookmarkEnd w:id="17"/>
+      <w:bookmarkStart w:id="19" w:name="_Toc229679860"/>
+      <w:bookmarkStart w:id="20" w:name="b.3.-interpretación"/>
+      <w:bookmarkEnd w:id="18"/>
       <w:r>
         <w:t>B.3. Interpretación</w:t>
       </w:r>
-      <w:bookmarkEnd w:id="20"/>
+      <w:bookmarkEnd w:id="19"/>
     </w:p>
     <w:p>
       <w:pPr>
@@ -11206,20 +11151,20 @@
         <w:t>Subdeclaración de ingresos</w:t>
       </w:r>
       <w:r>
-        <w:t xml:space="preserve"> ❌ (riesgo SUNAT)</w:t>
+        <w:t xml:space="preserve">  (riesgo SUNAT)</w:t>
       </w:r>
     </w:p>
     <w:p>
       <w:pPr>
         <w:pStyle w:val="Ttulo2"/>
       </w:pPr>
-      <w:bookmarkStart w:id="21" w:name="b.4.-acción-correctiva-específica"/>
-      <w:bookmarkStart w:id="22" w:name="_Toc229679861"/>
-      <w:bookmarkEnd w:id="19"/>
+      <w:bookmarkStart w:id="21" w:name="_Toc229679861"/>
+      <w:bookmarkStart w:id="22" w:name="b.4.-acción-correctiva-específica"/>
+      <w:bookmarkEnd w:id="20"/>
       <w:r>
         <w:t>B.4. Acción correctiva específica</w:t>
       </w:r>
-      <w:bookmarkEnd w:id="22"/>
+      <w:bookmarkEnd w:id="21"/>
     </w:p>
     <w:p>
       <w:pPr>
@@ -11292,26 +11237,26 @@
       <w:pPr>
         <w:pStyle w:val="Ttulo1"/>
       </w:pPr>
-      <w:bookmarkStart w:id="23" w:name="X053af9c527faa0926970e00781056ed5ceef0a4"/>
-      <w:bookmarkStart w:id="24" w:name="_Toc229679862"/>
-      <w:bookmarkEnd w:id="13"/>
-      <w:bookmarkEnd w:id="21"/>
+      <w:bookmarkStart w:id="23" w:name="_Toc229679862"/>
+      <w:bookmarkStart w:id="24" w:name="X053af9c527faa0926970e00781056ed5ceef0a4"/>
+      <w:bookmarkEnd w:id="14"/>
+      <w:bookmarkEnd w:id="22"/>
       <w:r>
         <w:lastRenderedPageBreak/>
         <w:t>ANEXO C — AMERICANA: CxC vencida 97.9% &gt; 90 días</w:t>
       </w:r>
-      <w:bookmarkEnd w:id="24"/>
+      <w:bookmarkEnd w:id="23"/>
     </w:p>
     <w:p>
       <w:pPr>
         <w:pStyle w:val="Ttulo2"/>
       </w:pPr>
-      <w:bookmarkStart w:id="25" w:name="c.1.-composición-de-la-cxc"/>
-      <w:bookmarkStart w:id="26" w:name="_Toc229679863"/>
+      <w:bookmarkStart w:id="25" w:name="_Toc229679863"/>
+      <w:bookmarkStart w:id="26" w:name="c.1.-composición-de-la-cxc"/>
       <w:r>
         <w:t>C.1. Composición de la CxC</w:t>
       </w:r>
-      <w:bookmarkEnd w:id="26"/>
+      <w:bookmarkEnd w:id="25"/>
     </w:p>
     <w:tbl>
       <w:tblPr>
@@ -11691,13 +11636,13 @@
       <w:pPr>
         <w:pStyle w:val="Ttulo2"/>
       </w:pPr>
-      <w:bookmarkStart w:id="27" w:name="X5b4a83225c0ecae2affbeb8c9b005093dc9b706"/>
-      <w:bookmarkStart w:id="28" w:name="_Toc229679864"/>
-      <w:bookmarkEnd w:id="25"/>
+      <w:bookmarkStart w:id="27" w:name="_Toc229679864"/>
+      <w:bookmarkStart w:id="28" w:name="X5b4a83225c0ecae2affbeb8c9b005093dc9b706"/>
+      <w:bookmarkEnd w:id="26"/>
       <w:r>
         <w:t>C.2. Asiento contable de provisión NIIF 9</w:t>
       </w:r>
-      <w:bookmarkEnd w:id="28"/>
+      <w:bookmarkEnd w:id="27"/>
     </w:p>
     <w:p>
       <w:pPr>
@@ -11794,13 +11739,13 @@
       <w:pPr>
         <w:pStyle w:val="Ttulo2"/>
       </w:pPr>
-      <w:bookmarkStart w:id="29" w:name="c.3.-deducibilidad-tributaria"/>
-      <w:bookmarkStart w:id="30" w:name="_Toc229679865"/>
-      <w:bookmarkEnd w:id="27"/>
+      <w:bookmarkStart w:id="29" w:name="_Toc229679865"/>
+      <w:bookmarkStart w:id="30" w:name="c.3.-deducibilidad-tributaria"/>
+      <w:bookmarkEnd w:id="28"/>
       <w:r>
         <w:t>C.3. Deducibilidad tributaria</w:t>
       </w:r>
-      <w:bookmarkEnd w:id="30"/>
+      <w:bookmarkEnd w:id="29"/>
     </w:p>
     <w:p>
       <w:pPr>
@@ -11839,26 +11784,26 @@
       <w:pPr>
         <w:pStyle w:val="Ttulo1"/>
       </w:pPr>
-      <w:bookmarkStart w:id="31" w:name="Xf90fffd953e02f85839a938054cde6141dd5f91"/>
-      <w:bookmarkStart w:id="32" w:name="_Toc229679866"/>
-      <w:bookmarkEnd w:id="23"/>
-      <w:bookmarkEnd w:id="29"/>
+      <w:bookmarkStart w:id="31" w:name="_Toc229679866"/>
+      <w:bookmarkStart w:id="32" w:name="Xf90fffd953e02f85839a938054cde6141dd5f91"/>
+      <w:bookmarkEnd w:id="24"/>
+      <w:bookmarkEnd w:id="30"/>
       <w:r>
         <w:lastRenderedPageBreak/>
         <w:t>ANEXO D — INTEGRAL: 1 pago sin asignación documental</w:t>
       </w:r>
-      <w:bookmarkEnd w:id="32"/>
+      <w:bookmarkEnd w:id="31"/>
     </w:p>
     <w:p>
       <w:pPr>
         <w:pStyle w:val="Ttulo2"/>
       </w:pPr>
-      <w:bookmarkStart w:id="33" w:name="d.1.-detalle-único"/>
-      <w:bookmarkStart w:id="34" w:name="_Toc229679867"/>
+      <w:bookmarkStart w:id="33" w:name="_Toc229679867"/>
+      <w:bookmarkStart w:id="34" w:name="d.1.-detalle-único"/>
       <w:r>
         <w:t>D.1. Detalle único</w:t>
       </w:r>
-      <w:bookmarkEnd w:id="34"/>
+      <w:bookmarkEnd w:id="33"/>
     </w:p>
     <w:tbl>
       <w:tblPr>
@@ -12019,13 +11964,13 @@
       <w:pPr>
         <w:pStyle w:val="Ttulo2"/>
       </w:pPr>
-      <w:bookmarkStart w:id="35" w:name="Xc530296af6e50bece00886a762ea25625c2c772"/>
-      <w:bookmarkStart w:id="36" w:name="_Toc229679868"/>
-      <w:bookmarkEnd w:id="33"/>
+      <w:bookmarkStart w:id="35" w:name="_Toc229679868"/>
+      <w:bookmarkStart w:id="36" w:name="Xc530296af6e50bece00886a762ea25625c2c772"/>
+      <w:bookmarkEnd w:id="34"/>
       <w:r>
         <w:t>D.2. Estado de trazabilidad pago-documento del grupo</w:t>
       </w:r>
-      <w:bookmarkEnd w:id="36"/>
+      <w:bookmarkEnd w:id="35"/>
     </w:p>
     <w:tbl>
       <w:tblPr>
@@ -12458,25 +12403,25 @@
       <w:pPr>
         <w:pStyle w:val="Ttulo1"/>
       </w:pPr>
-      <w:bookmarkStart w:id="37" w:name="X3a7441d667968f10046dacc35b9363f73171038"/>
-      <w:bookmarkStart w:id="38" w:name="_Toc229679869"/>
-      <w:bookmarkEnd w:id="31"/>
-      <w:bookmarkEnd w:id="35"/>
+      <w:bookmarkStart w:id="37" w:name="_Toc229679869"/>
+      <w:bookmarkStart w:id="38" w:name="X3a7441d667968f10046dacc35b9363f73171038"/>
+      <w:bookmarkEnd w:id="32"/>
+      <w:bookmarkEnd w:id="36"/>
       <w:r>
         <w:t>ANEXO E — AMERICANA: 6 honorarios SIN asiento contable</w:t>
       </w:r>
-      <w:bookmarkEnd w:id="38"/>
+      <w:bookmarkEnd w:id="37"/>
     </w:p>
     <w:p>
       <w:pPr>
         <w:pStyle w:val="Ttulo2"/>
       </w:pPr>
-      <w:bookmarkStart w:id="39" w:name="e.1.-listado-completo"/>
-      <w:bookmarkStart w:id="40" w:name="_Toc229679870"/>
+      <w:bookmarkStart w:id="39" w:name="_Toc229679870"/>
+      <w:bookmarkStart w:id="40" w:name="e.1.-listado-completo"/>
       <w:r>
         <w:t>E.1. Listado completo</w:t>
       </w:r>
-      <w:bookmarkEnd w:id="40"/>
+      <w:bookmarkEnd w:id="39"/>
     </w:p>
     <w:tbl>
       <w:tblPr>
@@ -13178,13 +13123,13 @@
       <w:pPr>
         <w:pStyle w:val="Ttulo2"/>
       </w:pPr>
-      <w:bookmarkStart w:id="41" w:name="e.2.-asiento-correctivo"/>
-      <w:bookmarkStart w:id="42" w:name="_Toc229679871"/>
-      <w:bookmarkEnd w:id="39"/>
+      <w:bookmarkStart w:id="41" w:name="_Toc229679871"/>
+      <w:bookmarkStart w:id="42" w:name="e.2.-asiento-correctivo"/>
+      <w:bookmarkEnd w:id="40"/>
       <w:r>
         <w:t>E.2. Asiento correctivo</w:t>
       </w:r>
-      <w:bookmarkEnd w:id="42"/>
+      <w:bookmarkEnd w:id="41"/>
     </w:p>
     <w:p>
       <w:pPr>
@@ -13256,13 +13201,13 @@
       <w:pPr>
         <w:pStyle w:val="Ttulo2"/>
       </w:pPr>
-      <w:bookmarkStart w:id="43" w:name="e.3.-riesgo-tributario"/>
-      <w:bookmarkStart w:id="44" w:name="_Toc229679872"/>
-      <w:bookmarkEnd w:id="41"/>
+      <w:bookmarkStart w:id="43" w:name="_Toc229679872"/>
+      <w:bookmarkStart w:id="44" w:name="e.3.-riesgo-tributario"/>
+      <w:bookmarkEnd w:id="42"/>
       <w:r>
         <w:t>E.3. Riesgo tributario</w:t>
       </w:r>
-      <w:bookmarkEnd w:id="44"/>
+      <w:bookmarkEnd w:id="43"/>
     </w:p>
     <w:p>
       <w:pPr>
@@ -13344,26 +13289,26 @@
       <w:pPr>
         <w:pStyle w:val="Ttulo1"/>
       </w:pPr>
-      <w:bookmarkStart w:id="45" w:name="X409af15ca944222fc42855420a61b2f932efce8"/>
-      <w:bookmarkStart w:id="46" w:name="_Toc229679873"/>
-      <w:bookmarkEnd w:id="37"/>
-      <w:bookmarkEnd w:id="43"/>
+      <w:bookmarkStart w:id="45" w:name="_Toc229679873"/>
+      <w:bookmarkStart w:id="46" w:name="X409af15ca944222fc42855420a61b2f932efce8"/>
+      <w:bookmarkEnd w:id="38"/>
+      <w:bookmarkEnd w:id="44"/>
       <w:r>
         <w:lastRenderedPageBreak/>
         <w:t>ANEXO F — MEDARQ: 10 asientos de INGRESO clase 70 sin factura</w:t>
       </w:r>
-      <w:bookmarkEnd w:id="46"/>
+      <w:bookmarkEnd w:id="45"/>
     </w:p>
     <w:p>
       <w:pPr>
         <w:pStyle w:val="Ttulo2"/>
       </w:pPr>
-      <w:bookmarkStart w:id="47" w:name="f.1.-listado-completo"/>
-      <w:bookmarkStart w:id="48" w:name="_Toc229679874"/>
+      <w:bookmarkStart w:id="47" w:name="_Toc229679874"/>
+      <w:bookmarkStart w:id="48" w:name="f.1.-listado-completo"/>
       <w:r>
         <w:t>F.1. Listado completo</w:t>
       </w:r>
-      <w:bookmarkEnd w:id="48"/>
+      <w:bookmarkEnd w:id="47"/>
     </w:p>
     <w:tbl>
       <w:tblPr>
@@ -14436,13 +14381,13 @@
       <w:pPr>
         <w:pStyle w:val="Ttulo2"/>
       </w:pPr>
-      <w:bookmarkStart w:id="49" w:name="f.2.-interpretación"/>
-      <w:bookmarkStart w:id="50" w:name="_Toc229679875"/>
-      <w:bookmarkEnd w:id="47"/>
+      <w:bookmarkStart w:id="49" w:name="_Toc229679875"/>
+      <w:bookmarkStart w:id="50" w:name="f.2.-interpretación"/>
+      <w:bookmarkEnd w:id="48"/>
       <w:r>
         <w:t>F.2. Interpretación</w:t>
       </w:r>
-      <w:bookmarkEnd w:id="50"/>
+      <w:bookmarkEnd w:id="49"/>
     </w:p>
     <w:p>
       <w:pPr>
@@ -14619,14 +14564,14 @@
       <w:pPr>
         <w:pStyle w:val="Ttulo2"/>
       </w:pPr>
-      <w:bookmarkStart w:id="51" w:name="f.3.-acción"/>
-      <w:bookmarkStart w:id="52" w:name="_Toc229679876"/>
-      <w:bookmarkEnd w:id="49"/>
+      <w:bookmarkStart w:id="51" w:name="_Toc229679876"/>
+      <w:bookmarkStart w:id="52" w:name="f.3.-acción"/>
+      <w:bookmarkEnd w:id="50"/>
       <w:r>
         <w:lastRenderedPageBreak/>
         <w:t>F.3. Acción</w:t>
       </w:r>
-      <w:bookmarkEnd w:id="52"/>
+      <w:bookmarkEnd w:id="51"/>
     </w:p>
     <w:p>
       <w:pPr>
@@ -14640,25 +14585,25 @@
       <w:pPr>
         <w:pStyle w:val="Ttulo1"/>
       </w:pPr>
-      <w:bookmarkStart w:id="53" w:name="X07444161bf49f7644127500a549416a819a1a59"/>
-      <w:bookmarkStart w:id="54" w:name="_Toc229679877"/>
-      <w:bookmarkEnd w:id="45"/>
-      <w:bookmarkEnd w:id="51"/>
+      <w:bookmarkStart w:id="53" w:name="_Toc229679877"/>
+      <w:bookmarkStart w:id="54" w:name="X07444161bf49f7644127500a549416a819a1a59"/>
+      <w:bookmarkEnd w:id="46"/>
+      <w:bookmarkEnd w:id="52"/>
       <w:r>
         <w:t>ANEXO G — AMERICANA: 27 movimientos bancarios sin documento</w:t>
       </w:r>
-      <w:bookmarkEnd w:id="54"/>
+      <w:bookmarkEnd w:id="53"/>
     </w:p>
     <w:p>
       <w:pPr>
         <w:pStyle w:val="Ttulo2"/>
       </w:pPr>
-      <w:bookmarkStart w:id="55" w:name="g.1.-composición-real-recalibrada"/>
-      <w:bookmarkStart w:id="56" w:name="_Toc229679878"/>
+      <w:bookmarkStart w:id="55" w:name="_Toc229679878"/>
+      <w:bookmarkStart w:id="56" w:name="g.1.-composición-real-recalibrada"/>
       <w:r>
         <w:t>G.1. Composición real ()</w:t>
       </w:r>
-      <w:bookmarkEnd w:id="56"/>
+      <w:bookmarkEnd w:id="55"/>
     </w:p>
     <w:p>
       <w:pPr>
@@ -14995,13 +14940,13 @@
       <w:pPr>
         <w:pStyle w:val="Ttulo2"/>
       </w:pPr>
-      <w:bookmarkStart w:id="57" w:name="X38a61cf0f5ab08af59d19cd03d4d5b058303b82"/>
-      <w:bookmarkStart w:id="58" w:name="_Toc229679879"/>
-      <w:bookmarkEnd w:id="55"/>
+      <w:bookmarkStart w:id="57" w:name="_Toc229679879"/>
+      <w:bookmarkStart w:id="58" w:name="X38a61cf0f5ab08af59d19cd03d4d5b058303b82"/>
+      <w:bookmarkEnd w:id="56"/>
       <w:r>
         <w:t>G.2. Asiento correctivo para diferencias de cambio</w:t>
       </w:r>
-      <w:bookmarkEnd w:id="58"/>
+      <w:bookmarkEnd w:id="57"/>
     </w:p>
     <w:p>
       <w:pPr>
@@ -15066,14 +15011,14 @@
       <w:pPr>
         <w:pStyle w:val="Ttulo1"/>
       </w:pPr>
-      <w:bookmarkStart w:id="59" w:name="X46de6fab0f6f61196ab3a103056e5bc61fe7654"/>
-      <w:bookmarkStart w:id="60" w:name="_Toc229679880"/>
-      <w:bookmarkEnd w:id="53"/>
-      <w:bookmarkEnd w:id="57"/>
+      <w:bookmarkStart w:id="59" w:name="_Toc229679880"/>
+      <w:bookmarkStart w:id="60" w:name="X46de6fab0f6f61196ab3a103056e5bc61fe7654"/>
+      <w:bookmarkEnd w:id="54"/>
+      <w:bookmarkEnd w:id="58"/>
       <w:r>
         <w:t>ANEXO H — Top 25 descuadres operativos del grupo</w:t>
       </w:r>
-      <w:bookmarkEnd w:id="60"/>
+      <w:bookmarkEnd w:id="59"/>
     </w:p>
     <w:tbl>
       <w:tblPr>
@@ -17313,12 +17258,12 @@
       <w:pPr>
         <w:pStyle w:val="Ttulo2"/>
       </w:pPr>
-      <w:bookmarkStart w:id="61" w:name="h.1.-patrones-detectados"/>
-      <w:bookmarkStart w:id="62" w:name="_Toc229679881"/>
+      <w:bookmarkStart w:id="61" w:name="_Toc229679881"/>
+      <w:bookmarkStart w:id="62" w:name="h.1.-patrones-detectados"/>
       <w:r>
         <w:t>H.1. Patrones detectados</w:t>
       </w:r>
-      <w:bookmarkEnd w:id="62"/>
+      <w:bookmarkEnd w:id="61"/>
     </w:p>
     <w:p>
       <w:pPr>
@@ -17400,13 +17345,13 @@
       <w:pPr>
         <w:pStyle w:val="Ttulo2"/>
       </w:pPr>
-      <w:bookmarkStart w:id="63" w:name="h.2.-resumen"/>
-      <w:bookmarkStart w:id="64" w:name="_Toc229679882"/>
-      <w:bookmarkEnd w:id="61"/>
+      <w:bookmarkStart w:id="63" w:name="_Toc229679882"/>
+      <w:bookmarkStart w:id="64" w:name="h.2.-resumen"/>
+      <w:bookmarkEnd w:id="62"/>
       <w:r>
         <w:t>H.2. Resumen</w:t>
       </w:r>
-      <w:bookmarkEnd w:id="64"/>
+      <w:bookmarkEnd w:id="63"/>
     </w:p>
     <w:tbl>
       <w:tblPr>
@@ -17823,14 +17768,14 @@
       <w:pPr>
         <w:pStyle w:val="Ttulo1"/>
       </w:pPr>
-      <w:bookmarkStart w:id="65" w:name="anexo-i-integral-top-15-atípicos-s100k"/>
-      <w:bookmarkStart w:id="66" w:name="_Toc229679883"/>
-      <w:bookmarkEnd w:id="59"/>
-      <w:bookmarkEnd w:id="63"/>
+      <w:bookmarkStart w:id="65" w:name="_Toc229679883"/>
+      <w:bookmarkStart w:id="66" w:name="anexo-i-integral-top-15-atípicos-s100k"/>
+      <w:bookmarkEnd w:id="60"/>
+      <w:bookmarkEnd w:id="64"/>
       <w:r>
         <w:t>ANEXO I — INTEGRAL: Top 15 atípicos &gt; S/100K</w:t>
       </w:r>
-      <w:bookmarkEnd w:id="66"/>
+      <w:bookmarkEnd w:id="65"/>
     </w:p>
     <w:p>
       <w:pPr>
@@ -18535,12 +18480,12 @@
       <w:pPr>
         <w:pStyle w:val="Ttulo2"/>
       </w:pPr>
-      <w:bookmarkStart w:id="67" w:name="i.1.-análisis"/>
-      <w:bookmarkStart w:id="68" w:name="_Toc229679884"/>
+      <w:bookmarkStart w:id="67" w:name="_Toc229679884"/>
+      <w:bookmarkStart w:id="68" w:name="i.1.-análisis"/>
       <w:r>
         <w:t>I.1. Análisis</w:t>
       </w:r>
-      <w:bookmarkEnd w:id="68"/>
+      <w:bookmarkEnd w:id="67"/>
     </w:p>
     <w:p>
       <w:pPr>
@@ -18589,13 +18534,13 @@
       <w:pPr>
         <w:pStyle w:val="Ttulo2"/>
       </w:pPr>
-      <w:bookmarkStart w:id="69" w:name="i.2.-acción"/>
-      <w:bookmarkStart w:id="70" w:name="_Toc229679885"/>
-      <w:bookmarkEnd w:id="67"/>
+      <w:bookmarkStart w:id="69" w:name="_Toc229679885"/>
+      <w:bookmarkStart w:id="70" w:name="i.2.-acción"/>
+      <w:bookmarkEnd w:id="68"/>
       <w:r>
         <w:t>I.2. Acción</w:t>
       </w:r>
-      <w:bookmarkEnd w:id="70"/>
+      <w:bookmarkEnd w:id="69"/>
     </w:p>
     <w:p>
       <w:pPr>
@@ -18658,26 +18603,26 @@
       <w:pPr>
         <w:pStyle w:val="Ttulo1"/>
       </w:pPr>
-      <w:bookmarkStart w:id="71" w:name="X639b2735628dfa7c17fe08c04db53f709ae3659"/>
-      <w:bookmarkStart w:id="72" w:name="_Toc229679886"/>
-      <w:bookmarkEnd w:id="65"/>
-      <w:bookmarkEnd w:id="69"/>
+      <w:bookmarkStart w:id="71" w:name="_Toc229679886"/>
+      <w:bookmarkStart w:id="72" w:name="X639b2735628dfa7c17fe08c04db53f709ae3659"/>
+      <w:bookmarkEnd w:id="66"/>
+      <w:bookmarkEnd w:id="70"/>
       <w:r>
         <w:t>ANEXO J — CMO GROUP: Activo Fijo con saldos negativos</w:t>
       </w:r>
-      <w:bookmarkEnd w:id="72"/>
+      <w:bookmarkEnd w:id="71"/>
     </w:p>
     <w:p>
       <w:pPr>
         <w:pStyle w:val="Ttulo2"/>
         <w:ind w:left="720" w:hanging="720"/>
       </w:pPr>
-      <w:bookmarkStart w:id="73" w:name="j.1.-detalle-por-cuenta"/>
-      <w:bookmarkStart w:id="74" w:name="_Toc229679887"/>
+      <w:bookmarkStart w:id="73" w:name="_Toc229679887"/>
+      <w:bookmarkStart w:id="74" w:name="j.1.-detalle-por-cuenta"/>
       <w:r>
         <w:t>J.1. Detalle por cuenta</w:t>
       </w:r>
-      <w:bookmarkEnd w:id="74"/>
+      <w:bookmarkEnd w:id="73"/>
     </w:p>
     <w:tbl>
       <w:tblPr>
@@ -19694,13 +19639,13 @@
       <w:pPr>
         <w:pStyle w:val="Ttulo2"/>
       </w:pPr>
-      <w:bookmarkStart w:id="75" w:name="j.2.-asiento-correctivo"/>
-      <w:bookmarkStart w:id="76" w:name="_Toc229679888"/>
-      <w:bookmarkEnd w:id="73"/>
+      <w:bookmarkStart w:id="75" w:name="_Toc229679888"/>
+      <w:bookmarkStart w:id="76" w:name="j.2.-asiento-correctivo"/>
+      <w:bookmarkEnd w:id="74"/>
       <w:r>
         <w:t>J.2. Asiento correctivo</w:t>
       </w:r>
-      <w:bookmarkEnd w:id="76"/>
+      <w:bookmarkEnd w:id="75"/>
     </w:p>
     <w:p>
       <w:pPr>
@@ -19772,26 +19717,26 @@
       <w:pPr>
         <w:pStyle w:val="Ttulo1"/>
       </w:pPr>
-      <w:bookmarkStart w:id="77" w:name="X2af2471f1a235564a459087411cf8d86805688b"/>
-      <w:bookmarkStart w:id="78" w:name="_Toc229679889"/>
-      <w:bookmarkEnd w:id="71"/>
-      <w:bookmarkEnd w:id="75"/>
+      <w:bookmarkStart w:id="77" w:name="_Toc229679889"/>
+      <w:bookmarkStart w:id="78" w:name="X2af2471f1a235564a459087411cf8d86805688b"/>
+      <w:bookmarkEnd w:id="72"/>
+      <w:bookmarkEnd w:id="76"/>
       <w:r>
         <w:lastRenderedPageBreak/>
         <w:t>ANEXO K — 36 beneficiarios sin cuenta bancaria registrada</w:t>
       </w:r>
-      <w:bookmarkEnd w:id="78"/>
+      <w:bookmarkEnd w:id="77"/>
     </w:p>
     <w:p>
       <w:pPr>
         <w:pStyle w:val="Ttulo2"/>
       </w:pPr>
-      <w:bookmarkStart w:id="79" w:name="k.1.-americana-5-beneficiarios"/>
-      <w:bookmarkStart w:id="80" w:name="_Toc229679890"/>
+      <w:bookmarkStart w:id="79" w:name="_Toc229679890"/>
+      <w:bookmarkStart w:id="80" w:name="k.1.-americana-5-beneficiarios"/>
       <w:r>
         <w:t>K.1. AMERICANA (5 beneficiarios)</w:t>
       </w:r>
-      <w:bookmarkEnd w:id="80"/>
+      <w:bookmarkEnd w:id="79"/>
     </w:p>
     <w:tbl>
       <w:tblPr>
@@ -20229,13 +20174,13 @@
       <w:pPr>
         <w:pStyle w:val="Ttulo2"/>
       </w:pPr>
-      <w:bookmarkStart w:id="81" w:name="k.2.-integral-18-beneficiarios-top-10"/>
-      <w:bookmarkStart w:id="82" w:name="_Toc229679891"/>
-      <w:bookmarkEnd w:id="79"/>
+      <w:bookmarkStart w:id="81" w:name="_Toc229679891"/>
+      <w:bookmarkStart w:id="82" w:name="k.2.-integral-18-beneficiarios-top-10"/>
+      <w:bookmarkEnd w:id="80"/>
       <w:r>
         <w:t>K.2. INTEGRAL (18 beneficiarios — top 10)</w:t>
       </w:r>
-      <w:bookmarkEnd w:id="82"/>
+      <w:bookmarkEnd w:id="81"/>
     </w:p>
     <w:tbl>
       <w:tblPr>
@@ -21036,13 +20981,13 @@
       <w:pPr>
         <w:pStyle w:val="Ttulo2"/>
       </w:pPr>
-      <w:bookmarkStart w:id="83" w:name="k.3.-medarq-13-beneficiarios-top-7"/>
-      <w:bookmarkStart w:id="84" w:name="_Toc229679892"/>
-      <w:bookmarkEnd w:id="81"/>
+      <w:bookmarkStart w:id="83" w:name="_Toc229679892"/>
+      <w:bookmarkStart w:id="84" w:name="k.3.-medarq-13-beneficiarios-top-7"/>
+      <w:bookmarkEnd w:id="82"/>
       <w:r>
         <w:t>K.3. MEDARQ (13 beneficiarios — top 7)</w:t>
       </w:r>
-      <w:bookmarkEnd w:id="84"/>
+      <w:bookmarkEnd w:id="83"/>
     </w:p>
     <w:tbl>
       <w:tblPr>
@@ -21622,13 +21567,13 @@
       <w:pPr>
         <w:pStyle w:val="Ttulo2"/>
       </w:pPr>
-      <w:bookmarkStart w:id="85" w:name="k.4.-implicación"/>
-      <w:bookmarkStart w:id="86" w:name="_Toc229679893"/>
-      <w:bookmarkEnd w:id="83"/>
+      <w:bookmarkStart w:id="85" w:name="_Toc229679893"/>
+      <w:bookmarkStart w:id="86" w:name="k.4.-implicación"/>
+      <w:bookmarkEnd w:id="84"/>
       <w:r>
         <w:t>K.4. Implicación</w:t>
       </w:r>
-      <w:bookmarkEnd w:id="86"/>
+      <w:bookmarkEnd w:id="85"/>
     </w:p>
     <w:p>
       <w:pPr>
@@ -21712,25 +21657,25 @@
       <w:pPr>
         <w:pStyle w:val="Ttulo1"/>
       </w:pPr>
-      <w:bookmarkStart w:id="87" w:name="X2847ccfd62f4d438ccb91d51946a757e7378a6f"/>
-      <w:bookmarkStart w:id="88" w:name="_Toc229679894"/>
-      <w:bookmarkEnd w:id="77"/>
-      <w:bookmarkEnd w:id="85"/>
+      <w:bookmarkStart w:id="87" w:name="_Toc229679894"/>
+      <w:bookmarkStart w:id="88" w:name="X2847ccfd62f4d438ccb91d51946a757e7378a6f"/>
+      <w:bookmarkEnd w:id="78"/>
+      <w:bookmarkEnd w:id="86"/>
       <w:r>
         <w:t>ANEXO L — CMO: Top 30 pagos con MedioDePago=4 (NO son efectivo)</w:t>
       </w:r>
-      <w:bookmarkEnd w:id="88"/>
+      <w:bookmarkEnd w:id="87"/>
     </w:p>
     <w:p>
       <w:pPr>
         <w:pStyle w:val="Ttulo2"/>
       </w:pPr>
-      <w:bookmarkStart w:id="89" w:name="l.1.-aclaración-importante"/>
-      <w:bookmarkStart w:id="90" w:name="_Toc229679895"/>
+      <w:bookmarkStart w:id="89" w:name="_Toc229679895"/>
+      <w:bookmarkStart w:id="90" w:name="l.1.-aclaración-importante"/>
       <w:r>
         <w:t>L.1. Aclaración importante</w:t>
       </w:r>
-      <w:bookmarkEnd w:id="90"/>
+      <w:bookmarkEnd w:id="89"/>
     </w:p>
     <w:p>
       <w:pPr>
@@ -21771,14 +21716,14 @@
       <w:pPr>
         <w:pStyle w:val="Ttulo2"/>
       </w:pPr>
-      <w:bookmarkStart w:id="91" w:name="l.2.-top-30-históricos"/>
-      <w:bookmarkStart w:id="92" w:name="_Toc229679896"/>
-      <w:bookmarkEnd w:id="89"/>
+      <w:bookmarkStart w:id="91" w:name="_Toc229679896"/>
+      <w:bookmarkStart w:id="92" w:name="l.2.-top-30-históricos"/>
+      <w:bookmarkEnd w:id="90"/>
       <w:r>
         <w:lastRenderedPageBreak/>
         <w:t>L.2. Top 30 históricos</w:t>
       </w:r>
-      <w:bookmarkEnd w:id="92"/>
+      <w:bookmarkEnd w:id="91"/>
     </w:p>
     <w:tbl>
       <w:tblPr>
@@ -22869,13 +22814,13 @@
       <w:pPr>
         <w:pStyle w:val="Ttulo2"/>
       </w:pPr>
-      <w:bookmarkStart w:id="93" w:name="l.3.-marco-legal"/>
-      <w:bookmarkStart w:id="94" w:name="_Toc229679897"/>
-      <w:bookmarkEnd w:id="91"/>
+      <w:bookmarkStart w:id="93" w:name="_Toc229679897"/>
+      <w:bookmarkStart w:id="94" w:name="l.3.-marco-legal"/>
+      <w:bookmarkEnd w:id="92"/>
       <w:r>
         <w:t>L.3. Marco legal</w:t>
       </w:r>
-      <w:bookmarkEnd w:id="94"/>
+      <w:bookmarkEnd w:id="93"/>
     </w:p>
     <w:p>
       <w:pPr>
@@ -22937,25 +22882,25 @@
       <w:pPr>
         <w:pStyle w:val="Ttulo1"/>
       </w:pPr>
-      <w:bookmarkStart w:id="95" w:name="X58d47ae0e57490d9ffee79d694f32bc30ddcd08"/>
-      <w:bookmarkStart w:id="96" w:name="_Toc229679898"/>
-      <w:bookmarkEnd w:id="87"/>
-      <w:bookmarkEnd w:id="93"/>
+      <w:bookmarkStart w:id="95" w:name="_Toc229679898"/>
+      <w:bookmarkStart w:id="96" w:name="X58d47ae0e57490d9ffee79d694f32bc30ddcd08"/>
+      <w:bookmarkEnd w:id="88"/>
+      <w:bookmarkEnd w:id="94"/>
       <w:r>
         <w:t>ANEXO M — Trabajadores pagados 2026 (top por empresa)</w:t>
       </w:r>
-      <w:bookmarkEnd w:id="96"/>
+      <w:bookmarkEnd w:id="95"/>
     </w:p>
     <w:p>
       <w:pPr>
         <w:pStyle w:val="Ttulo2"/>
       </w:pPr>
-      <w:bookmarkStart w:id="97" w:name="m.1.-integral-top-10"/>
-      <w:bookmarkStart w:id="98" w:name="_Toc229679899"/>
+      <w:bookmarkStart w:id="97" w:name="_Toc229679899"/>
+      <w:bookmarkStart w:id="98" w:name="m.1.-integral-top-10"/>
       <w:r>
         <w:t>M.1. INTEGRAL — Top 10</w:t>
       </w:r>
-      <w:bookmarkEnd w:id="98"/>
+      <w:bookmarkEnd w:id="97"/>
     </w:p>
     <w:tbl>
       <w:tblPr>
@@ -23598,13 +23543,13 @@
       <w:pPr>
         <w:pStyle w:val="Ttulo2"/>
       </w:pPr>
-      <w:bookmarkStart w:id="99" w:name="m.2.-americana-solo-4-personas-naturales"/>
-      <w:bookmarkStart w:id="100" w:name="_Toc229679900"/>
-      <w:bookmarkEnd w:id="97"/>
+      <w:bookmarkStart w:id="99" w:name="_Toc229679900"/>
+      <w:bookmarkStart w:id="100" w:name="m.2.-americana-solo-4-personas-naturales"/>
+      <w:bookmarkEnd w:id="98"/>
       <w:r>
         <w:t>M.2. AMERICANA — Solo 4 personas naturales</w:t>
       </w:r>
-      <w:bookmarkEnd w:id="100"/>
+      <w:bookmarkEnd w:id="99"/>
     </w:p>
     <w:tbl>
       <w:tblPr>
@@ -23842,13 +23787,13 @@
       <w:pPr>
         <w:pStyle w:val="Ttulo2"/>
       </w:pPr>
-      <w:bookmarkStart w:id="101" w:name="m.3.-resumen-del-grupo"/>
-      <w:bookmarkStart w:id="102" w:name="_Toc229679901"/>
-      <w:bookmarkEnd w:id="99"/>
+      <w:bookmarkStart w:id="101" w:name="_Toc229679901"/>
+      <w:bookmarkStart w:id="102" w:name="m.3.-resumen-del-grupo"/>
+      <w:bookmarkEnd w:id="100"/>
       <w:r>
         <w:t>M.3. Resumen del grupo</w:t>
       </w:r>
-      <w:bookmarkEnd w:id="102"/>
+      <w:bookmarkEnd w:id="101"/>
     </w:p>
     <w:tbl>
       <w:tblPr>
@@ -24186,25 +24131,25 @@
       <w:pPr>
         <w:pStyle w:val="Ttulo1"/>
       </w:pPr>
-      <w:bookmarkStart w:id="103" w:name="X3ac29408e65876e68e2573fdb13b94fd5366fa3"/>
-      <w:bookmarkStart w:id="104" w:name="_Toc229679902"/>
-      <w:bookmarkEnd w:id="95"/>
-      <w:bookmarkEnd w:id="101"/>
+      <w:bookmarkStart w:id="103" w:name="_Toc229679902"/>
+      <w:bookmarkStart w:id="104" w:name="X3ac29408e65876e68e2573fdb13b94fd5366fa3"/>
+      <w:bookmarkEnd w:id="96"/>
+      <w:bookmarkEnd w:id="102"/>
       <w:r>
         <w:t>ANEXO N — Cumplimiento CTS (DL 650) por empresa</w:t>
       </w:r>
-      <w:bookmarkEnd w:id="104"/>
+      <w:bookmarkEnd w:id="103"/>
     </w:p>
     <w:p>
       <w:pPr>
         <w:pStyle w:val="Ttulo2"/>
       </w:pPr>
-      <w:bookmarkStart w:id="105" w:name="n.1.-plazos-legales"/>
-      <w:bookmarkStart w:id="106" w:name="_Toc229679903"/>
+      <w:bookmarkStart w:id="105" w:name="_Toc229679903"/>
+      <w:bookmarkStart w:id="106" w:name="n.1.-plazos-legales"/>
       <w:r>
         <w:t>N.1. Plazos legales</w:t>
       </w:r>
-      <w:bookmarkEnd w:id="106"/>
+      <w:bookmarkEnd w:id="105"/>
     </w:p>
     <w:p>
       <w:pPr>
@@ -24268,13 +24213,13 @@
       <w:pPr>
         <w:pStyle w:val="Ttulo2"/>
       </w:pPr>
-      <w:bookmarkStart w:id="107" w:name="n.2.-cmo-group-s.a."/>
-      <w:bookmarkStart w:id="108" w:name="_Toc229679904"/>
-      <w:bookmarkEnd w:id="105"/>
+      <w:bookmarkStart w:id="107" w:name="_Toc229679904"/>
+      <w:bookmarkStart w:id="108" w:name="n.2.-cmo-group-s.a."/>
+      <w:bookmarkEnd w:id="106"/>
       <w:r>
         <w:t>N.2. CMO GROUP S.A.</w:t>
       </w:r>
-      <w:bookmarkEnd w:id="108"/>
+      <w:bookmarkEnd w:id="107"/>
     </w:p>
     <w:tbl>
       <w:tblPr>
@@ -24503,13 +24448,13 @@
       <w:pPr>
         <w:pStyle w:val="Ttulo2"/>
       </w:pPr>
-      <w:bookmarkStart w:id="109" w:name="n.3.-integral-consultores"/>
-      <w:bookmarkStart w:id="110" w:name="_Toc229679905"/>
-      <w:bookmarkEnd w:id="107"/>
+      <w:bookmarkStart w:id="109" w:name="_Toc229679905"/>
+      <w:bookmarkStart w:id="110" w:name="n.3.-integral-consultores"/>
+      <w:bookmarkEnd w:id="108"/>
       <w:r>
         <w:t>N.3. INTEGRAL CONSULTORES</w:t>
       </w:r>
-      <w:bookmarkEnd w:id="110"/>
+      <w:bookmarkEnd w:id="109"/>
     </w:p>
     <w:tbl>
       <w:tblPr>
@@ -24738,13 +24683,13 @@
       <w:pPr>
         <w:pStyle w:val="Ttulo2"/>
       </w:pPr>
-      <w:bookmarkStart w:id="111" w:name="n.4.-americana-construcción"/>
-      <w:bookmarkStart w:id="112" w:name="_Toc229679906"/>
-      <w:bookmarkEnd w:id="109"/>
+      <w:bookmarkStart w:id="111" w:name="_Toc229679906"/>
+      <w:bookmarkStart w:id="112" w:name="n.4.-americana-construcción"/>
+      <w:bookmarkEnd w:id="110"/>
       <w:r>
         <w:t>N.4. AMERICANA CONSTRUCCIÓN</w:t>
       </w:r>
-      <w:bookmarkEnd w:id="112"/>
+      <w:bookmarkEnd w:id="111"/>
     </w:p>
     <w:tbl>
       <w:tblPr>
@@ -24975,13 +24920,13 @@
       <w:pPr>
         <w:pStyle w:val="Ttulo2"/>
       </w:pPr>
-      <w:bookmarkStart w:id="113" w:name="n.5.-medarq-s.a.c."/>
-      <w:bookmarkStart w:id="114" w:name="_Toc229679907"/>
-      <w:bookmarkEnd w:id="111"/>
+      <w:bookmarkStart w:id="113" w:name="_Toc229679907"/>
+      <w:bookmarkStart w:id="114" w:name="n.5.-medarq-s.a.c."/>
+      <w:bookmarkEnd w:id="112"/>
       <w:r>
         <w:t>N.5. MEDARQ S.A.C.</w:t>
       </w:r>
-      <w:bookmarkEnd w:id="114"/>
+      <w:bookmarkEnd w:id="113"/>
     </w:p>
     <w:tbl>
       <w:tblPr>
@@ -25211,25 +25156,25 @@
       <w:pPr>
         <w:pStyle w:val="Ttulo1"/>
       </w:pPr>
-      <w:bookmarkStart w:id="115" w:name="X7e32d14d64926f2d63391eb971f6e4b876b98e4"/>
-      <w:bookmarkStart w:id="116" w:name="_Toc229679908"/>
-      <w:bookmarkEnd w:id="103"/>
-      <w:bookmarkEnd w:id="113"/>
+      <w:bookmarkStart w:id="115" w:name="_Toc229679908"/>
+      <w:bookmarkStart w:id="116" w:name="X7e32d14d64926f2d63391eb971f6e4b876b98e4"/>
+      <w:bookmarkEnd w:id="104"/>
+      <w:bookmarkEnd w:id="114"/>
       <w:r>
         <w:t>ANEXO O — Propuesta de 14 asientos correctivos</w:t>
       </w:r>
-      <w:bookmarkEnd w:id="116"/>
+      <w:bookmarkEnd w:id="115"/>
     </w:p>
     <w:p>
       <w:pPr>
         <w:pStyle w:val="Ttulo2"/>
       </w:pPr>
-      <w:bookmarkStart w:id="117" w:name="o.1.-resumen"/>
-      <w:bookmarkStart w:id="118" w:name="_Toc229679909"/>
+      <w:bookmarkStart w:id="117" w:name="_Toc229679909"/>
+      <w:bookmarkStart w:id="118" w:name="o.1.-resumen"/>
       <w:r>
         <w:t>O.1. Resumen</w:t>
       </w:r>
-      <w:bookmarkEnd w:id="118"/>
+      <w:bookmarkEnd w:id="117"/>
     </w:p>
     <w:tbl>
       <w:tblPr>
@@ -26306,13 +26251,13 @@
       <w:pPr>
         <w:pStyle w:val="Ttulo2"/>
       </w:pPr>
-      <w:bookmarkStart w:id="119" w:name="X13d756dfec09e8d950d6e00130209e6cba33a1c"/>
-      <w:bookmarkStart w:id="120" w:name="_Toc229679910"/>
-      <w:bookmarkEnd w:id="117"/>
+      <w:bookmarkStart w:id="119" w:name="_Toc229679910"/>
+      <w:bookmarkStart w:id="120" w:name="X13d756dfec09e8d950d6e00130209e6cba33a1c"/>
+      <w:bookmarkEnd w:id="118"/>
       <w:r>
         <w:t>O.2. AC-14 — Asiento crítico (apertura CMO faltante)</w:t>
       </w:r>
-      <w:bookmarkEnd w:id="120"/>
+      <w:bookmarkEnd w:id="119"/>
     </w:p>
     <w:p>
       <w:pPr>
@@ -26390,13 +26335,13 @@
       <w:pPr>
         <w:pStyle w:val="Ttulo2"/>
       </w:pPr>
-      <w:bookmarkStart w:id="121" w:name="o.3.-cronograma-de-ejecución"/>
-      <w:bookmarkStart w:id="122" w:name="_Toc229679911"/>
-      <w:bookmarkEnd w:id="119"/>
+      <w:bookmarkStart w:id="121" w:name="_Toc229679911"/>
+      <w:bookmarkStart w:id="122" w:name="o.3.-cronograma-de-ejecución"/>
+      <w:bookmarkEnd w:id="120"/>
       <w:r>
         <w:t>O.3. Cronograma de ejecución</w:t>
       </w:r>
-      <w:bookmarkEnd w:id="122"/>
+      <w:bookmarkEnd w:id="121"/>
     </w:p>
     <w:p>
       <w:pPr>
@@ -26468,25 +26413,25 @@
       <w:pPr>
         <w:pStyle w:val="Ttulo1"/>
       </w:pPr>
-      <w:bookmarkStart w:id="123" w:name="X3e9b61a3205d02e4d30999829e69f04b808e6a9"/>
-      <w:bookmarkStart w:id="124" w:name="_Toc229679912"/>
-      <w:bookmarkEnd w:id="115"/>
-      <w:bookmarkEnd w:id="121"/>
+      <w:bookmarkStart w:id="123" w:name="_Toc229679912"/>
+      <w:bookmarkStart w:id="124" w:name="X3e9b61a3205d02e4d30999829e69f04b808e6a9"/>
+      <w:bookmarkEnd w:id="116"/>
+      <w:bookmarkEnd w:id="122"/>
       <w:r>
         <w:t>ANEXO P — Cuestionario integral para Gerencia</w:t>
       </w:r>
-      <w:bookmarkEnd w:id="124"/>
+      <w:bookmarkEnd w:id="123"/>
     </w:p>
     <w:p>
       <w:pPr>
         <w:pStyle w:val="Ttulo2"/>
       </w:pPr>
-      <w:bookmarkStart w:id="125" w:name="p.1.-sobre-operación-general"/>
-      <w:bookmarkStart w:id="126" w:name="_Toc229679913"/>
+      <w:bookmarkStart w:id="125" w:name="_Toc229679913"/>
+      <w:bookmarkStart w:id="126" w:name="p.1.-sobre-operación-general"/>
       <w:r>
         <w:t>P.1. Sobre operación general</w:t>
       </w:r>
-      <w:bookmarkEnd w:id="126"/>
+      <w:bookmarkEnd w:id="125"/>
     </w:p>
     <w:p>
       <w:pPr>
@@ -26540,13 +26485,13 @@
       <w:pPr>
         <w:pStyle w:val="Ttulo2"/>
       </w:pPr>
-      <w:bookmarkStart w:id="127" w:name="p.2.-sobre-s10-y-procesos"/>
-      <w:bookmarkStart w:id="128" w:name="_Toc229679914"/>
-      <w:bookmarkEnd w:id="125"/>
+      <w:bookmarkStart w:id="127" w:name="_Toc229679914"/>
+      <w:bookmarkStart w:id="128" w:name="p.2.-sobre-s10-y-procesos"/>
+      <w:bookmarkEnd w:id="126"/>
       <w:r>
         <w:t>P.2. Sobre S10 y procesos</w:t>
       </w:r>
-      <w:bookmarkEnd w:id="128"/>
+      <w:bookmarkEnd w:id="127"/>
     </w:p>
     <w:p>
       <w:pPr>
@@ -26612,13 +26557,13 @@
       <w:pPr>
         <w:pStyle w:val="Ttulo2"/>
       </w:pPr>
-      <w:bookmarkStart w:id="129" w:name="p.3.-sobre-cumplimiento-tributario"/>
-      <w:bookmarkStart w:id="130" w:name="_Toc229679915"/>
-      <w:bookmarkEnd w:id="127"/>
+      <w:bookmarkStart w:id="129" w:name="_Toc229679915"/>
+      <w:bookmarkStart w:id="130" w:name="p.3.-sobre-cumplimiento-tributario"/>
+      <w:bookmarkEnd w:id="128"/>
       <w:r>
         <w:t>P.3. Sobre cumplimiento tributario</w:t>
       </w:r>
-      <w:bookmarkEnd w:id="130"/>
+      <w:bookmarkEnd w:id="129"/>
     </w:p>
     <w:p>
       <w:pPr>
@@ -26684,13 +26629,13 @@
       <w:pPr>
         <w:pStyle w:val="Ttulo2"/>
       </w:pPr>
-      <w:bookmarkStart w:id="131" w:name="p.4.-sobre-operaciones-intercompañía"/>
-      <w:bookmarkStart w:id="132" w:name="_Toc229679916"/>
-      <w:bookmarkEnd w:id="129"/>
+      <w:bookmarkStart w:id="131" w:name="_Toc229679916"/>
+      <w:bookmarkStart w:id="132" w:name="p.4.-sobre-operaciones-intercompañía"/>
+      <w:bookmarkEnd w:id="130"/>
       <w:r>
         <w:t>P.4. Sobre operaciones intercompañía</w:t>
       </w:r>
-      <w:bookmarkEnd w:id="132"/>
+      <w:bookmarkEnd w:id="131"/>
     </w:p>
     <w:p>
       <w:pPr>
@@ -26744,13 +26689,13 @@
       <w:pPr>
         <w:pStyle w:val="Ttulo2"/>
       </w:pPr>
-      <w:bookmarkStart w:id="133" w:name="p.5.-sobre-cumplimiento-laboral"/>
-      <w:bookmarkStart w:id="134" w:name="_Toc229679917"/>
-      <w:bookmarkEnd w:id="131"/>
+      <w:bookmarkStart w:id="133" w:name="_Toc229679917"/>
+      <w:bookmarkStart w:id="134" w:name="p.5.-sobre-cumplimiento-laboral"/>
+      <w:bookmarkEnd w:id="132"/>
       <w:r>
         <w:t>P.5. Sobre cumplimiento laboral</w:t>
       </w:r>
-      <w:bookmarkEnd w:id="134"/>
+      <w:bookmarkEnd w:id="133"/>
     </w:p>
     <w:p>
       <w:pPr>
@@ -26817,13 +26762,13 @@
       <w:pPr>
         <w:pStyle w:val="Ttulo2"/>
       </w:pPr>
-      <w:bookmarkStart w:id="135" w:name="p.6.-sobre-la-cxc-vencida"/>
-      <w:bookmarkStart w:id="136" w:name="_Toc229679918"/>
-      <w:bookmarkEnd w:id="133"/>
+      <w:bookmarkStart w:id="135" w:name="_Toc229679918"/>
+      <w:bookmarkStart w:id="136" w:name="p.6.-sobre-la-cxc-vencida"/>
+      <w:bookmarkEnd w:id="134"/>
       <w:r>
         <w:t>P.6. Sobre la CxC vencida</w:t>
       </w:r>
-      <w:bookmarkEnd w:id="136"/>
+      <w:bookmarkEnd w:id="135"/>
     </w:p>
     <w:p>
       <w:pPr>
@@ -26865,13 +26810,13 @@
       <w:pPr>
         <w:pStyle w:val="Ttulo2"/>
       </w:pPr>
-      <w:bookmarkStart w:id="137" w:name="p.7.-sobre-tesorería-y-conciliación"/>
-      <w:bookmarkStart w:id="138" w:name="_Toc229679919"/>
-      <w:bookmarkEnd w:id="135"/>
+      <w:bookmarkStart w:id="137" w:name="_Toc229679919"/>
+      <w:bookmarkStart w:id="138" w:name="p.7.-sobre-tesorería-y-conciliación"/>
+      <w:bookmarkEnd w:id="136"/>
       <w:r>
         <w:t>P.7. Sobre tesorería y conciliación</w:t>
       </w:r>
-      <w:bookmarkEnd w:id="138"/>
+      <w:bookmarkEnd w:id="137"/>
     </w:p>
     <w:p>
       <w:pPr>
@@ -26937,13 +26882,13 @@
       <w:pPr>
         <w:pStyle w:val="Ttulo2"/>
       </w:pPr>
-      <w:bookmarkStart w:id="139" w:name="p.8.-sobre-control-interno"/>
-      <w:bookmarkStart w:id="140" w:name="_Toc229679920"/>
-      <w:bookmarkEnd w:id="137"/>
+      <w:bookmarkStart w:id="139" w:name="_Toc229679920"/>
+      <w:bookmarkStart w:id="140" w:name="p.8.-sobre-control-interno"/>
+      <w:bookmarkEnd w:id="138"/>
       <w:r>
         <w:t>P.8. Sobre control interno</w:t>
       </w:r>
-      <w:bookmarkEnd w:id="140"/>
+      <w:bookmarkEnd w:id="139"/>
     </w:p>
     <w:p>
       <w:pPr>
@@ -26997,13 +26942,13 @@
       <w:pPr>
         <w:pStyle w:val="Ttulo2"/>
       </w:pPr>
-      <w:bookmarkStart w:id="141" w:name="X57c05c8f4a674612846687bce8f5050e270ac25"/>
-      <w:bookmarkStart w:id="142" w:name="_Toc229679921"/>
-      <w:bookmarkEnd w:id="139"/>
+      <w:bookmarkStart w:id="141" w:name="_Toc229679921"/>
+      <w:bookmarkStart w:id="142" w:name="X57c05c8f4a674612846687bce8f5050e270ac25"/>
+      <w:bookmarkEnd w:id="140"/>
       <w:r>
         <w:t>P.9. Sobre hallazgos (NUEVOS)</w:t>
       </w:r>
-      <w:bookmarkEnd w:id="142"/>
+      <w:bookmarkEnd w:id="141"/>
     </w:p>
     <w:p>
       <w:pPr>
@@ -27142,26 +27087,26 @@
       <w:pPr>
         <w:pStyle w:val="Ttulo1"/>
       </w:pPr>
-      <w:bookmarkStart w:id="143" w:name="X3bfd2447b018e630e2ec9f70df301b5ddf75357"/>
-      <w:bookmarkStart w:id="144" w:name="_Toc229679922"/>
-      <w:bookmarkEnd w:id="123"/>
-      <w:bookmarkEnd w:id="141"/>
+      <w:bookmarkStart w:id="143" w:name="_Toc229679922"/>
+      <w:bookmarkStart w:id="144" w:name="X3bfd2447b018e630e2ec9f70df301b5ddf75357"/>
+      <w:bookmarkEnd w:id="124"/>
+      <w:bookmarkEnd w:id="142"/>
       <w:r>
         <w:lastRenderedPageBreak/>
         <w:t>ANEXO Q — CMO PATRIMONIO NETO NEGATIVO −S/2.87M (Art. 220 LGS)</w:t>
       </w:r>
-      <w:bookmarkEnd w:id="144"/>
+      <w:bookmarkEnd w:id="143"/>
     </w:p>
     <w:p>
       <w:pPr>
         <w:pStyle w:val="Ttulo2"/>
       </w:pPr>
-      <w:bookmarkStart w:id="145" w:name="q.1.-composición-validada-v03-v19"/>
-      <w:bookmarkStart w:id="146" w:name="_Toc229679923"/>
+      <w:bookmarkStart w:id="145" w:name="_Toc229679923"/>
+      <w:bookmarkStart w:id="146" w:name="q.1.-composición-validada-v03-v19"/>
       <w:r>
         <w:t>Q.1. Composición validada (V03 + V19)</w:t>
       </w:r>
-      <w:bookmarkEnd w:id="146"/>
+      <w:bookmarkEnd w:id="145"/>
     </w:p>
     <w:tbl>
       <w:tblPr>
@@ -27468,13 +27413,13 @@
       <w:pPr>
         <w:pStyle w:val="Ttulo2"/>
       </w:pPr>
-      <w:bookmarkStart w:id="147" w:name="q.2.-implicancia-legal"/>
-      <w:bookmarkStart w:id="148" w:name="_Toc229679924"/>
-      <w:bookmarkEnd w:id="145"/>
+      <w:bookmarkStart w:id="147" w:name="_Toc229679924"/>
+      <w:bookmarkStart w:id="148" w:name="q.2.-implicancia-legal"/>
+      <w:bookmarkEnd w:id="146"/>
       <w:r>
         <w:t>Q.2. Implicancia legal</w:t>
       </w:r>
-      <w:bookmarkEnd w:id="148"/>
+      <w:bookmarkEnd w:id="147"/>
     </w:p>
     <w:p>
       <w:pPr>
@@ -27520,13 +27465,13 @@
       <w:pPr>
         <w:pStyle w:val="Ttulo2"/>
       </w:pPr>
-      <w:bookmarkStart w:id="149" w:name="q.3.-plan-de-acción-propuesto"/>
-      <w:bookmarkStart w:id="150" w:name="_Toc229679925"/>
-      <w:bookmarkEnd w:id="147"/>
+      <w:bookmarkStart w:id="149" w:name="_Toc229679925"/>
+      <w:bookmarkStart w:id="150" w:name="q.3.-plan-de-acción-propuesto"/>
+      <w:bookmarkEnd w:id="148"/>
       <w:r>
         <w:t>Q.3. Plan de acción propuesto</w:t>
       </w:r>
-      <w:bookmarkEnd w:id="150"/>
+      <w:bookmarkEnd w:id="149"/>
     </w:p>
     <w:p>
       <w:pPr>
@@ -27633,26 +27578,26 @@
       <w:pPr>
         <w:pStyle w:val="Ttulo1"/>
       </w:pPr>
-      <w:bookmarkStart w:id="151" w:name="X39bbfbf7705708edb002d52e3d6a610ac324276"/>
-      <w:bookmarkStart w:id="152" w:name="_Toc229679926"/>
-      <w:bookmarkEnd w:id="143"/>
-      <w:bookmarkEnd w:id="149"/>
+      <w:bookmarkStart w:id="151" w:name="_Toc229679926"/>
+      <w:bookmarkStart w:id="152" w:name="X39bbfbf7705708edb002d52e3d6a610ac324276"/>
+      <w:bookmarkEnd w:id="144"/>
+      <w:bookmarkEnd w:id="150"/>
       <w:r>
         <w:lastRenderedPageBreak/>
         <w:t>ANEXO R — CMO ACTIVO FIJO VALOR NETO NEGATIVO</w:t>
       </w:r>
-      <w:bookmarkEnd w:id="152"/>
+      <w:bookmarkEnd w:id="151"/>
     </w:p>
     <w:p>
       <w:pPr>
         <w:pStyle w:val="Ttulo2"/>
       </w:pPr>
-      <w:bookmarkStart w:id="153" w:name="r.1.-datos-validados-v15"/>
-      <w:bookmarkStart w:id="154" w:name="_Toc229679927"/>
+      <w:bookmarkStart w:id="153" w:name="_Toc229679927"/>
+      <w:bookmarkStart w:id="154" w:name="r.1.-datos-validados-v15"/>
       <w:r>
         <w:t>R.1. Datos validados (V15)</w:t>
       </w:r>
-      <w:bookmarkEnd w:id="154"/>
+      <w:bookmarkEnd w:id="153"/>
     </w:p>
     <w:tbl>
       <w:tblPr>
@@ -27859,13 +27804,13 @@
       <w:pPr>
         <w:pStyle w:val="Ttulo2"/>
       </w:pPr>
-      <w:bookmarkStart w:id="155" w:name="r.2.-comparación-con-empresas-sanas"/>
-      <w:bookmarkStart w:id="156" w:name="_Toc229679928"/>
-      <w:bookmarkEnd w:id="153"/>
+      <w:bookmarkStart w:id="155" w:name="_Toc229679928"/>
+      <w:bookmarkStart w:id="156" w:name="r.2.-comparación-con-empresas-sanas"/>
+      <w:bookmarkEnd w:id="154"/>
       <w:r>
         <w:t>R.2. Comparación con empresas sanas</w:t>
       </w:r>
-      <w:bookmarkEnd w:id="156"/>
+      <w:bookmarkEnd w:id="155"/>
     </w:p>
     <w:tbl>
       <w:tblPr>
@@ -28192,13 +28137,13 @@
       <w:pPr>
         <w:pStyle w:val="Ttulo2"/>
       </w:pPr>
-      <w:bookmarkStart w:id="157" w:name="r.3.-plan-de-acción"/>
-      <w:bookmarkStart w:id="158" w:name="_Toc229679929"/>
-      <w:bookmarkEnd w:id="155"/>
+      <w:bookmarkStart w:id="157" w:name="_Toc229679929"/>
+      <w:bookmarkStart w:id="158" w:name="r.3.-plan-de-acción"/>
+      <w:bookmarkEnd w:id="156"/>
       <w:r>
         <w:t>R.3. Plan de acción</w:t>
       </w:r>
-      <w:bookmarkEnd w:id="158"/>
+      <w:bookmarkEnd w:id="157"/>
     </w:p>
     <w:p>
       <w:pPr>
@@ -28261,25 +28206,25 @@
       <w:pPr>
         <w:pStyle w:val="Ttulo1"/>
       </w:pPr>
-      <w:bookmarkStart w:id="159" w:name="X54c0e602bd2f33555a2a475d4f9e123c55007ac"/>
-      <w:bookmarkStart w:id="160" w:name="_Toc229679930"/>
-      <w:bookmarkEnd w:id="151"/>
-      <w:bookmarkEnd w:id="157"/>
+      <w:bookmarkStart w:id="159" w:name="_Toc229679930"/>
+      <w:bookmarkStart w:id="160" w:name="X54c0e602bd2f33555a2a475d4f9e123c55007ac"/>
+      <w:bookmarkEnd w:id="152"/>
+      <w:bookmarkEnd w:id="158"/>
       <w:r>
         <w:t>ANEXO S — CMO 9,809 ASIENTOS CON FECHA FUTURA POR S/1,182M</w:t>
       </w:r>
-      <w:bookmarkEnd w:id="160"/>
+      <w:bookmarkEnd w:id="159"/>
     </w:p>
     <w:p>
       <w:pPr>
         <w:pStyle w:val="Ttulo2"/>
       </w:pPr>
-      <w:bookmarkStart w:id="161" w:name="s.1.-datos-validados-v20"/>
-      <w:bookmarkStart w:id="162" w:name="_Toc229679931"/>
+      <w:bookmarkStart w:id="161" w:name="_Toc229679931"/>
+      <w:bookmarkStart w:id="162" w:name="s.1.-datos-validados-v20"/>
       <w:r>
         <w:t>S.1. Datos validados (V20)</w:t>
       </w:r>
-      <w:bookmarkEnd w:id="162"/>
+      <w:bookmarkEnd w:id="161"/>
     </w:p>
     <w:tbl>
       <w:tblPr>
@@ -28626,13 +28571,13 @@
       <w:pPr>
         <w:pStyle w:val="Ttulo2"/>
       </w:pPr>
-      <w:bookmarkStart w:id="163" w:name="s.2.-hipótesis-principal"/>
-      <w:bookmarkStart w:id="164" w:name="_Toc229679932"/>
-      <w:bookmarkEnd w:id="161"/>
+      <w:bookmarkStart w:id="163" w:name="_Toc229679932"/>
+      <w:bookmarkStart w:id="164" w:name="s.2.-hipótesis-principal"/>
+      <w:bookmarkEnd w:id="162"/>
       <w:r>
         <w:t>S.2. Hipótesis principal</w:t>
       </w:r>
-      <w:bookmarkEnd w:id="164"/>
+      <w:bookmarkEnd w:id="163"/>
     </w:p>
     <w:p>
       <w:pPr>
@@ -28671,13 +28616,13 @@
       <w:pPr>
         <w:pStyle w:val="Ttulo2"/>
       </w:pPr>
-      <w:bookmarkStart w:id="165" w:name="s.3.-plan-de-validación"/>
-      <w:bookmarkStart w:id="166" w:name="_Toc229679933"/>
-      <w:bookmarkEnd w:id="163"/>
+      <w:bookmarkStart w:id="165" w:name="_Toc229679933"/>
+      <w:bookmarkStart w:id="166" w:name="s.3.-plan-de-validación"/>
+      <w:bookmarkEnd w:id="164"/>
       <w:r>
         <w:t>S.3. Plan de validación</w:t>
       </w:r>
-      <w:bookmarkEnd w:id="166"/>
+      <w:bookmarkEnd w:id="165"/>
     </w:p>
     <w:p>
       <w:pPr>
@@ -28779,25 +28724,25 @@
       <w:pPr>
         <w:pStyle w:val="Ttulo1"/>
       </w:pPr>
-      <w:bookmarkStart w:id="167" w:name="Xb7f1e7b21c6fd205a0a478d5b69ad31d57a90c9"/>
-      <w:bookmarkStart w:id="168" w:name="_Toc229679934"/>
-      <w:bookmarkEnd w:id="159"/>
-      <w:bookmarkEnd w:id="165"/>
+      <w:bookmarkStart w:id="167" w:name="_Toc229679934"/>
+      <w:bookmarkStart w:id="168" w:name="Xb7f1e7b21c6fd205a0a478d5b69ad31d57a90c9"/>
+      <w:bookmarkEnd w:id="160"/>
+      <w:bookmarkEnd w:id="166"/>
       <w:r>
         <w:t>ANEXO T — AMERICANA: ORIGEN DEL −S/13M BBVA MN</w:t>
       </w:r>
-      <w:bookmarkEnd w:id="168"/>
+      <w:bookmarkEnd w:id="167"/>
     </w:p>
     <w:p>
       <w:pPr>
         <w:pStyle w:val="Ttulo2"/>
       </w:pPr>
-      <w:bookmarkStart w:id="169" w:name="t.1.-hallazgo-de-la-validación-v24"/>
-      <w:bookmarkStart w:id="170" w:name="_Toc229679935"/>
+      <w:bookmarkStart w:id="169" w:name="_Toc229679935"/>
+      <w:bookmarkStart w:id="170" w:name="t.1.-hallazgo-de-la-validación-v24"/>
       <w:r>
         <w:t>T.1. Hallazgo de la validación V24</w:t>
       </w:r>
-      <w:bookmarkEnd w:id="170"/>
+      <w:bookmarkEnd w:id="169"/>
     </w:p>
     <w:p>
       <w:pPr>
@@ -29209,13 +29154,13 @@
       <w:pPr>
         <w:pStyle w:val="Ttulo2"/>
       </w:pPr>
-      <w:bookmarkStart w:id="171" w:name="t.2.-interpretación"/>
-      <w:bookmarkStart w:id="172" w:name="_Toc229679936"/>
-      <w:bookmarkEnd w:id="169"/>
+      <w:bookmarkStart w:id="171" w:name="_Toc229679936"/>
+      <w:bookmarkStart w:id="172" w:name="t.2.-interpretación"/>
+      <w:bookmarkEnd w:id="170"/>
       <w:r>
         <w:t>T.2. Interpretación</w:t>
       </w:r>
-      <w:bookmarkEnd w:id="172"/>
+      <w:bookmarkEnd w:id="171"/>
     </w:p>
     <w:p>
       <w:pPr>
@@ -29302,13 +29247,13 @@
       <w:pPr>
         <w:pStyle w:val="Ttulo2"/>
       </w:pPr>
-      <w:bookmarkStart w:id="173" w:name="X9ce687869928154b584f32a216e803ededad945"/>
-      <w:bookmarkStart w:id="174" w:name="_Toc229679937"/>
-      <w:bookmarkEnd w:id="171"/>
+      <w:bookmarkStart w:id="173" w:name="_Toc229679937"/>
+      <w:bookmarkStart w:id="174" w:name="X9ce687869928154b584f32a216e803ededad945"/>
+      <w:bookmarkEnd w:id="172"/>
       <w:r>
         <w:t>T.3. Query para identificar el asiento específico</w:t>
       </w:r>
-      <w:bookmarkEnd w:id="174"/>
+      <w:bookmarkEnd w:id="173"/>
     </w:p>
     <w:p>
       <w:pPr>
@@ -29430,26 +29375,26 @@
       <w:pPr>
         <w:pStyle w:val="Ttulo1"/>
       </w:pPr>
-      <w:bookmarkStart w:id="175" w:name="X241573c812b73afdc839abe3bf2272c94dbccab"/>
-      <w:bookmarkStart w:id="176" w:name="_Toc229679938"/>
-      <w:bookmarkEnd w:id="167"/>
-      <w:bookmarkEnd w:id="173"/>
+      <w:bookmarkStart w:id="175" w:name="_Toc229679938"/>
+      <w:bookmarkStart w:id="176" w:name="X241573c812b73afdc839abe3bf2272c94dbccab"/>
+      <w:bookmarkEnd w:id="168"/>
+      <w:bookmarkEnd w:id="174"/>
       <w:r>
         <w:lastRenderedPageBreak/>
         <w:t>ANEXO U — INTEGRAL→CMO S/11.1M (MAYOR EXPOSICIÓN INTERCOMPAÑÍA)</w:t>
       </w:r>
-      <w:bookmarkEnd w:id="176"/>
+      <w:bookmarkEnd w:id="175"/>
     </w:p>
     <w:p>
       <w:pPr>
         <w:pStyle w:val="Ttulo2"/>
       </w:pPr>
-      <w:bookmarkStart w:id="177" w:name="u.1.-saldos-validados-v14"/>
-      <w:bookmarkStart w:id="178" w:name="_Toc229679939"/>
+      <w:bookmarkStart w:id="177" w:name="_Toc229679939"/>
+      <w:bookmarkStart w:id="178" w:name="u.1.-saldos-validados-v14"/>
       <w:r>
         <w:t>U.1. Saldos validados (V14)</w:t>
       </w:r>
-      <w:bookmarkEnd w:id="178"/>
+      <w:bookmarkEnd w:id="177"/>
     </w:p>
     <w:p>
       <w:pPr>
@@ -29710,13 +29655,13 @@
       <w:pPr>
         <w:pStyle w:val="Ttulo2"/>
       </w:pPr>
-      <w:bookmarkStart w:id="179" w:name="Xe6be51a7367762bca3c5ac60b953e59d2466794"/>
-      <w:bookmarkStart w:id="180" w:name="_Toc229679940"/>
-      <w:bookmarkEnd w:id="177"/>
+      <w:bookmarkStart w:id="179" w:name="_Toc229679940"/>
+      <w:bookmarkStart w:id="180" w:name="Xe6be51a7367762bca3c5ac60b953e59d2466794"/>
+      <w:bookmarkEnd w:id="178"/>
       <w:r>
         <w:t>U.2. Saldo intercompañía consolidado del grupo</w:t>
       </w:r>
-      <w:bookmarkEnd w:id="180"/>
+      <w:bookmarkEnd w:id="179"/>
     </w:p>
     <w:tbl>
       <w:tblPr>
@@ -30003,13 +29948,13 @@
       <w:pPr>
         <w:pStyle w:val="Ttulo2"/>
       </w:pPr>
-      <w:bookmarkStart w:id="181" w:name="u.3.-implicación-tributaria-recalculada"/>
-      <w:bookmarkStart w:id="182" w:name="_Toc229679941"/>
-      <w:bookmarkEnd w:id="179"/>
+      <w:bookmarkStart w:id="181" w:name="_Toc229679941"/>
+      <w:bookmarkStart w:id="182" w:name="u.3.-implicación-tributaria-recalculada"/>
+      <w:bookmarkEnd w:id="180"/>
       <w:r>
         <w:t>U.3. Implicación tributaria</w:t>
       </w:r>
-      <w:bookmarkEnd w:id="182"/>
+      <w:bookmarkEnd w:id="181"/>
     </w:p>
     <w:tbl>
       <w:tblPr>
@@ -30220,14 +30165,14 @@
       <w:pPr>
         <w:pStyle w:val="Ttulo2"/>
       </w:pPr>
-      <w:bookmarkStart w:id="183" w:name="u.4.-plan-de-acción"/>
-      <w:bookmarkStart w:id="184" w:name="_Toc229679942"/>
-      <w:bookmarkEnd w:id="181"/>
+      <w:bookmarkStart w:id="183" w:name="_Toc229679942"/>
+      <w:bookmarkStart w:id="184" w:name="u.4.-plan-de-acción"/>
+      <w:bookmarkEnd w:id="182"/>
       <w:r>
         <w:lastRenderedPageBreak/>
         <w:t>U.4. Plan de acción</w:t>
       </w:r>
-      <w:bookmarkEnd w:id="184"/>
+      <w:bookmarkEnd w:id="183"/>
     </w:p>
     <w:p>
       <w:pPr>
@@ -30295,25 +30240,25 @@
       <w:pPr>
         <w:pStyle w:val="Ttulo1"/>
       </w:pPr>
-      <w:bookmarkStart w:id="185" w:name="X9f3845db89ce8cde6523d7caf5e5ac63f34fcc4"/>
-      <w:bookmarkStart w:id="186" w:name="_Toc229679943"/>
-      <w:bookmarkEnd w:id="175"/>
-      <w:bookmarkEnd w:id="183"/>
+      <w:bookmarkStart w:id="185" w:name="_Toc229679943"/>
+      <w:bookmarkStart w:id="186" w:name="X9f3845db89ce8cde6523d7caf5e5ac63f34fcc4"/>
+      <w:bookmarkEnd w:id="176"/>
+      <w:bookmarkEnd w:id="184"/>
       <w:r>
         <w:t>ANEXO V — CTS MAYO 2026 — ESTADO AL 11/05/2026 (4 DÍAS DEL VENCIMIENTO)</w:t>
       </w:r>
-      <w:bookmarkEnd w:id="186"/>
+      <w:bookmarkEnd w:id="185"/>
     </w:p>
     <w:p>
       <w:pPr>
         <w:pStyle w:val="Ttulo2"/>
       </w:pPr>
-      <w:bookmarkStart w:id="187" w:name="v.1.-estado-validado-v07"/>
-      <w:bookmarkStart w:id="188" w:name="_Toc229679944"/>
+      <w:bookmarkStart w:id="187" w:name="_Toc229679944"/>
+      <w:bookmarkStart w:id="188" w:name="v.1.-estado-validado-v07"/>
       <w:r>
         <w:t>V.1. Estado validado (V07)</w:t>
       </w:r>
-      <w:bookmarkEnd w:id="188"/>
+      <w:bookmarkEnd w:id="187"/>
     </w:p>
     <w:p>
       <w:pPr>
@@ -30668,13 +30613,13 @@
       <w:pPr>
         <w:pStyle w:val="Ttulo2"/>
       </w:pPr>
-      <w:bookmarkStart w:id="189" w:name="Xe1c40ed8e7f6a7350cc2a4fc94f8f77db14a259"/>
-      <w:bookmarkStart w:id="190" w:name="_Toc229679945"/>
-      <w:bookmarkEnd w:id="187"/>
+      <w:bookmarkStart w:id="189" w:name="_Toc229679945"/>
+      <w:bookmarkStart w:id="190" w:name="Xe1c40ed8e7f6a7350cc2a4fc94f8f77db14a259"/>
+      <w:bookmarkEnd w:id="188"/>
       <w:r>
         <w:t>V.2. Riesgo si NO depositan antes del 15/05/2026</w:t>
       </w:r>
-      <w:bookmarkEnd w:id="190"/>
+      <w:bookmarkEnd w:id="189"/>
     </w:p>
     <w:p>
       <w:pPr>
@@ -30720,13 +30665,13 @@
       <w:pPr>
         <w:pStyle w:val="Ttulo2"/>
       </w:pPr>
-      <w:bookmarkStart w:id="191" w:name="v.3.-acción"/>
-      <w:bookmarkStart w:id="192" w:name="_Toc229679946"/>
-      <w:bookmarkEnd w:id="189"/>
+      <w:bookmarkStart w:id="191" w:name="_Toc229679946"/>
+      <w:bookmarkStart w:id="192" w:name="v.3.-acción"/>
+      <w:bookmarkEnd w:id="190"/>
       <w:r>
         <w:t>V.3. Acción</w:t>
       </w:r>
-      <w:bookmarkEnd w:id="192"/>
+      <w:bookmarkEnd w:id="191"/>
     </w:p>
     <w:p>
       <w:pPr>
@@ -30757,26 +30702,26 @@
       <w:pPr>
         <w:pStyle w:val="Ttulo1"/>
       </w:pPr>
-      <w:bookmarkStart w:id="193" w:name="Xa015553ba3bd03eee588b869934e4d6eb7eda05"/>
-      <w:bookmarkStart w:id="194" w:name="_Toc229679947"/>
-      <w:bookmarkEnd w:id="185"/>
-      <w:bookmarkEnd w:id="191"/>
+      <w:bookmarkStart w:id="193" w:name="_Toc229679947"/>
+      <w:bookmarkStart w:id="194" w:name="Xa015553ba3bd03eee588b869934e4d6eb7eda05"/>
+      <w:bookmarkEnd w:id="186"/>
+      <w:bookmarkEnd w:id="192"/>
       <w:r>
         <w:lastRenderedPageBreak/>
         <w:t>ANEXO W — INTEGRAL: CRÉDITO TRIBUTARIO NETO S/287,734</w:t>
       </w:r>
-      <w:bookmarkEnd w:id="194"/>
+      <w:bookmarkEnd w:id="193"/>
     </w:p>
     <w:p>
       <w:pPr>
         <w:pStyle w:val="Ttulo2"/>
       </w:pPr>
-      <w:bookmarkStart w:id="195" w:name="w.1.-composición-validación-v18"/>
-      <w:bookmarkStart w:id="196" w:name="_Toc229679948"/>
+      <w:bookmarkStart w:id="195" w:name="_Toc229679948"/>
+      <w:bookmarkStart w:id="196" w:name="w.1.-composición-validación-v18"/>
       <w:r>
         <w:t>W.1. Composición (validación V18)</w:t>
       </w:r>
-      <w:bookmarkEnd w:id="196"/>
+      <w:bookmarkEnd w:id="195"/>
     </w:p>
     <w:tbl>
       <w:tblPr>
@@ -31021,16 +30966,13 @@
       </w:tr>
     </w:tbl>
     <w:p>
-      <w:pPr>
-        <w:pStyle w:val="Ttulo2"/>
-      </w:pPr>
-      <w:bookmarkStart w:id="197" w:name="w.2.-oportunidad-inmediata"/>
-      <w:bookmarkStart w:id="198" w:name="_Toc229679949"/>
-      <w:bookmarkEnd w:id="195"/>
-      <w:r>
-        <w:t>W.2. Oportunidad inmediata</w:t>
-      </w:r>
-      <w:bookmarkEnd w:id="198"/>
+      <w:bookmarkStart w:id="197" w:name="w.3.-solicitud-de-devolución"/>
+      <w:bookmarkEnd w:id="196"/>
+      <w:r>
+        <w:pict w14:anchorId="400FB16E">
+          <v:rect id="_x0000_i1025" style="width:0;height:1.5pt" o:hralign="center" o:hrstd="t" o:hr="t"/>
+        </w:pict>
+      </w:r>
     </w:p>
     <w:p>
       <w:pPr>
@@ -31041,72 +30983,10 @@
           <w:b/>
           <w:bCs/>
         </w:rPr>
-        <w:t>Compensar el crédito de Renta 3ª (S/287,734) contra el IGV por pagar (S/195,183).</w:t>
-      </w:r>
-      <w:r>
-        <w:t xml:space="preserve"> Resultado: - IGV liquidado en 0 (sin desembolso). - Saldo a favor pendiente de devolución: S/92,551.</w:t>
-      </w:r>
-    </w:p>
-    <w:p>
-      <w:pPr>
-        <w:pStyle w:val="Ttulo2"/>
-      </w:pPr>
-      <w:bookmarkStart w:id="199" w:name="w.3.-solicitud-de-devolución"/>
-      <w:bookmarkStart w:id="200" w:name="_Toc229679950"/>
+        <w:t>Equipo de Auditoría BizSmartHub 11 de mayo de 2026 (rev. )</w:t>
+      </w:r>
+      <w:bookmarkEnd w:id="194"/>
       <w:bookmarkEnd w:id="197"/>
-      <w:r>
-        <w:t>W.3. Solicitud de devolución</w:t>
-      </w:r>
-      <w:bookmarkEnd w:id="200"/>
-    </w:p>
-    <w:p>
-      <w:pPr>
-        <w:pStyle w:val="FirstParagraph"/>
-      </w:pPr>
-      <w:r>
-        <w:t xml:space="preserve">Si la DJ Anual 2025 INTEGRAL ya fue presentada con este saldo a favor: - </w:t>
-      </w:r>
-      <w:r>
-        <w:rPr>
-          <w:b/>
-          <w:bCs/>
-        </w:rPr>
-        <w:t>Form. 4949 — Solicitud de Devolución</w:t>
-      </w:r>
-      <w:r>
-        <w:t xml:space="preserve"> (vía SUNAT virtual). - Plazo de respuesta SUNAT: hasta 45 días hábiles. - Si no procede devolución: aplicar como </w:t>
-      </w:r>
-      <w:r>
-        <w:rPr>
-          <w:b/>
-          <w:bCs/>
-        </w:rPr>
-        <w:t>compensación automática</w:t>
-      </w:r>
-      <w:r>
-        <w:t xml:space="preserve"> contra futuros pagos a cuenta.</w:t>
-      </w:r>
-    </w:p>
-    <w:p>
-      <w:r>
-        <w:pict w14:anchorId="400FB16E">
-          <v:rect id="_x0000_i1025" style="width:0;height:1.5pt" o:hralign="center" o:hrstd="t" o:hr="t"/>
-        </w:pict>
-      </w:r>
-    </w:p>
-    <w:p>
-      <w:pPr>
-        <w:pStyle w:val="FirstParagraph"/>
-      </w:pPr>
-      <w:r>
-        <w:rPr>
-          <w:b/>
-          <w:bCs/>
-        </w:rPr>
-        <w:t>Equipo de Auditoría BizSmartHub 11 de mayo de 2026 (rev. )</w:t>
-      </w:r>
-      <w:bookmarkEnd w:id="193"/>
-      <w:bookmarkEnd w:id="199"/>
     </w:p>
     <w:sectPr>
       <w:footnotePr>
